--- a/rapports/2026-06-06/EQ35/EQ35_sup_v2/DR_021204020046/96-28-76-58.docx
+++ b/rapports/2026-06-06/EQ35/EQ35_sup_v2/DR_021204020046/96-28-76-58.docx
@@ -297,7 +297,7 @@
           <w:color w:val="1F6FEB"/>
           <w:sz w:val="22"/>
         </w:rPr>
-        <w:t>⚠ INCOHÉRENCES À CORRIGER (82)</w:t>
+        <w:t>⚠ INCOHÉRENCES À CORRIGER (80)</w:t>
       </w:r>
     </w:p>
     <w:tbl>
@@ -1264,7 +1264,7 @@
                 <w:color w:val="16A34A"/>
                 <w:sz w:val="16"/>
               </w:rPr>
-              <w:t>—</w:t>
+              <w:t>s01q39</w:t>
             </w:r>
           </w:p>
         </w:tc>
@@ -1295,7 +1295,7 @@
                 <w:i w:val="0"/>
                 <w:sz w:val="17"/>
               </w:rPr>
-              <w:t>Incoherence! MAMADOU OURY DIALLO a declaré que la branche d'activité de son père est Commerce alors que le père lui-même declare comme branche Sans emploi au niveau de la section 4a.</w:t>
+              <w:t>Incoherence! KADIATOU DIALLO( MERE) dispose d'un téléphone portable à s01q39, donc la raison évoquée ne peut pas être (ne dispose pas d'appareil).</w:t>
             </w:r>
           </w:p>
         </w:tc>
@@ -1385,7 +1385,7 @@
                 <w:i w:val="0"/>
                 <w:sz w:val="17"/>
               </w:rPr>
-              <w:t>Incoherence! MAMADOU OURY DIALLO a declaré que la branche d'activité de sa mère est Commerce alors que la mère elle-même declare comme branche Sans emploi au niveau de la section 4a.</w:t>
+              <w:t>Incoherence! MAMADOU OURY DIALLO a declaré que la branche d'activité de son père est Commerce alors que le père lui-même declare comme branche Sans emploi au niveau de la section 4a.</w:t>
             </w:r>
           </w:p>
         </w:tc>
@@ -1444,7 +1444,7 @@
                 <w:color w:val="16A34A"/>
                 <w:sz w:val="16"/>
               </w:rPr>
-              <w:t>s01q39</w:t>
+              <w:t>—</w:t>
             </w:r>
           </w:p>
         </w:tc>
@@ -1475,7 +1475,7 @@
                 <w:i w:val="0"/>
                 <w:sz w:val="17"/>
               </w:rPr>
-              <w:t>Incoherence! OUMOU DIALLO( BELLE SOEUR) dispose d'un téléphone portable à s01q39, donc la raison évoquée ne peut pas être (ne dispose pas d'appareil).</w:t>
+              <w:t>Incoherence! MAMADOU OURY DIALLO a declaré que la branche d'activité de sa mère est Commerce alors que la mère elle-même declare comme branche Sans emploi au niveau de la section 4a.</w:t>
             </w:r>
           </w:p>
         </w:tc>
@@ -1534,7 +1534,7 @@
                 <w:color w:val="16A34A"/>
                 <w:sz w:val="16"/>
               </w:rPr>
-              <w:t>s01q03a, s01q03b, s01q03c, s01q00b</w:t>
+              <w:t>s01q39</w:t>
             </w:r>
           </w:p>
         </w:tc>
@@ -1565,7 +1565,7 @@
                 <w:i w:val="0"/>
                 <w:sz w:val="17"/>
               </w:rPr>
-              <w:t>Incohérence!! Le jour et le mois de naissance de OUMOU DIALLO( BELLE SOEUR) sont renseignés mais l'année manque .</w:t>
+              <w:t>Incoherence! OUMOU DIALLO( BELLE SOEUR) dispose d'un téléphone portable à s01q39, donc la raison évoquée ne peut pas être (ne dispose pas d'appareil).</w:t>
             </w:r>
           </w:p>
         </w:tc>
@@ -1624,7 +1624,7 @@
                 <w:color w:val="16A34A"/>
                 <w:sz w:val="16"/>
               </w:rPr>
-              <w:t>s01q39</w:t>
+              <w:t>s01q03a, s01q03b, s01q03c, s01q00b</w:t>
             </w:r>
           </w:p>
         </w:tc>
@@ -1655,7 +1655,7 @@
                 <w:i w:val="0"/>
                 <w:sz w:val="17"/>
               </w:rPr>
-              <w:t>Incoherence! THIERNO AMADOU DIOULDE DIALLO (COUSIN) dispose d'un téléphone portable à s01q39, donc la raison évoquée ne peut pas être (ne dispose pas d'appareil).</w:t>
+              <w:t>Incohérence!! Le jour et le mois de naissance de OUMOU DIALLO( BELLE SOEUR) sont renseignés mais l'année manque .</w:t>
             </w:r>
           </w:p>
         </w:tc>
@@ -1745,7 +1745,7 @@
                 <w:i w:val="0"/>
                 <w:sz w:val="17"/>
               </w:rPr>
-              <w:t>Incoherence! KADIATOU DIALLO( MERE) dispose d'un téléphone portable à s01q39, donc la raison évoquée ne peut pas être (ne dispose pas d'appareil).</w:t>
+              <w:t>Incoherence! THIERNO AMADOU DIOULDE DIALLO (COUSIN) dispose d'un téléphone portable à s01q39, donc la raison évoquée ne peut pas être (ne dispose pas d'appareil).</w:t>
             </w:r>
           </w:p>
         </w:tc>
@@ -3096,186 +3096,6 @@
                 <w:sz w:val="17"/>
               </w:rPr>
               <w:t>Prière de verifier l'information donnée par MAMADOU OURY DIALLO ou corriger au niveau de la section 1.</w:t>
-            </w:r>
-          </w:p>
-        </w:tc>
-      </w:tr>
-      <w:tr>
-        <w:tc>
-          <w:tcPr>
-            <w:tcW w:type="dxa" w:w="964"/>
-          </w:tcPr>
-          <w:p>
-            <w:r>
-              <w:rPr>
-                <w:b/>
-                <w:i w:val="0"/>
-                <w:color w:val="EA580C"/>
-                <w:sz w:val="16"/>
-              </w:rPr>
-              <w:t>Moyenne</w:t>
-            </w:r>
-          </w:p>
-        </w:tc>
-        <w:tc>
-          <w:tcPr>
-            <w:tcW w:type="dxa" w:w="1247"/>
-          </w:tcPr>
-          <w:p>
-            <w:r>
-              <w:rPr>
-                <w:b/>
-                <w:i w:val="0"/>
-                <w:sz w:val="16"/>
-              </w:rPr>
-              <w:t>S01</w:t>
-              <w:br/>
-            </w:r>
-            <w:r>
-              <w:rPr>
-                <w:b w:val="0"/>
-                <w:i w:val="0"/>
-                <w:color w:val="64748B"/>
-                <w:sz w:val="14"/>
-              </w:rPr>
-              <w:t>Démographie</w:t>
-            </w:r>
-          </w:p>
-        </w:tc>
-        <w:tc>
-          <w:tcPr>
-            <w:tcW w:type="dxa" w:w="1531"/>
-          </w:tcPr>
-          <w:p>
-            <w:r>
-              <w:rPr>
-                <w:b/>
-                <w:i w:val="0"/>
-                <w:color w:val="16A34A"/>
-                <w:sz w:val="16"/>
-              </w:rPr>
-              <w:t>s00q27, s01q03a, s01q03b, s01q03c, s01q00b</w:t>
-            </w:r>
-          </w:p>
-        </w:tc>
-        <w:tc>
-          <w:tcPr>
-            <w:tcW w:type="dxa" w:w="1191"/>
-          </w:tcPr>
-          <w:p>
-            <w:r>
-              <w:rPr>
-                <w:b w:val="0"/>
-                <w:i w:val="0"/>
-                <w:color w:val="64748B"/>
-                <w:sz w:val="16"/>
-              </w:rPr>
-              <w:t>GT-CQ</w:t>
-            </w:r>
-          </w:p>
-        </w:tc>
-        <w:tc>
-          <w:tcPr>
-            <w:tcW w:type="dxa" w:w="4706"/>
-          </w:tcPr>
-          <w:p>
-            <w:r>
-              <w:rPr>
-                <w:b w:val="0"/>
-                <w:i w:val="0"/>
-                <w:sz w:val="17"/>
-              </w:rPr>
-              <w:t>Les informations sur l'acte de naissance (ni Jours, ni mois et ni années) de  IBRAHIMA SORY DIALLO(PERE)  manquent, s'il vous plait pouvez-vous fournir d'effort pour avoir ces informations.</w:t>
-            </w:r>
-          </w:p>
-        </w:tc>
-      </w:tr>
-      <w:tr>
-        <w:tc>
-          <w:tcPr>
-            <w:tcW w:type="dxa" w:w="964"/>
-          </w:tcPr>
-          <w:p>
-            <w:r>
-              <w:rPr>
-                <w:b/>
-                <w:i w:val="0"/>
-                <w:color w:val="EA580C"/>
-                <w:sz w:val="16"/>
-              </w:rPr>
-              <w:t>Moyenne</w:t>
-            </w:r>
-          </w:p>
-        </w:tc>
-        <w:tc>
-          <w:tcPr>
-            <w:tcW w:type="dxa" w:w="1247"/>
-          </w:tcPr>
-          <w:p>
-            <w:r>
-              <w:rPr>
-                <w:b/>
-                <w:i w:val="0"/>
-                <w:sz w:val="16"/>
-              </w:rPr>
-              <w:t>S01</w:t>
-              <w:br/>
-            </w:r>
-            <w:r>
-              <w:rPr>
-                <w:b w:val="0"/>
-                <w:i w:val="0"/>
-                <w:color w:val="64748B"/>
-                <w:sz w:val="14"/>
-              </w:rPr>
-              <w:t>Démographie</w:t>
-            </w:r>
-          </w:p>
-        </w:tc>
-        <w:tc>
-          <w:tcPr>
-            <w:tcW w:type="dxa" w:w="1531"/>
-          </w:tcPr>
-          <w:p>
-            <w:r>
-              <w:rPr>
-                <w:b/>
-                <w:i w:val="0"/>
-                <w:color w:val="16A34A"/>
-                <w:sz w:val="16"/>
-              </w:rPr>
-              <w:t>s00q27, s01q03a, s01q03b, s01q03c, s01q00b</w:t>
-            </w:r>
-          </w:p>
-        </w:tc>
-        <w:tc>
-          <w:tcPr>
-            <w:tcW w:type="dxa" w:w="1191"/>
-          </w:tcPr>
-          <w:p>
-            <w:r>
-              <w:rPr>
-                <w:b w:val="0"/>
-                <w:i w:val="0"/>
-                <w:color w:val="64748B"/>
-                <w:sz w:val="16"/>
-              </w:rPr>
-              <w:t>GT-CQ</w:t>
-            </w:r>
-          </w:p>
-        </w:tc>
-        <w:tc>
-          <w:tcPr>
-            <w:tcW w:type="dxa" w:w="4706"/>
-          </w:tcPr>
-          <w:p>
-            <w:r>
-              <w:rPr>
-                <w:b w:val="0"/>
-                <w:i w:val="0"/>
-                <w:sz w:val="17"/>
-              </w:rPr>
-              <w:t>Les informations sur l'acte de naissance (ni Jours, ni mois et ni années) de  KADIATOU DIALLO( MERE)  manquent, s'il vous plait pouvez-vous fournir d'effort pour avoir ces informations.</w:t>
             </w:r>
           </w:p>
         </w:tc>
